--- a/zht/docx/048.content.docx
+++ b/zht/docx/048.content.docx
@@ -772,6 +772,49 @@
           <w:lang w:val="zh_TW" w:bidi="zh_TW"/>
         </w:rPr>
         <w:t>）。</w:t>
+      </w:r>
+    </w:p>
+    <w:p>
+      <w:pPr/>
+      <w:r>
+        <w:rPr>
+          <w:lang w:val="zh_TW" w:bidi="zh_TW"/>
+        </w:rPr>
+      </w:r>
+      <w:r>
+        <w:rPr>
+          <w:b/>
+          <w:lang w:val="zh_TW" w:bidi="zh_TW"/>
+        </w:rPr>
+        <w:t>受尊崇之地：橄欖山</w:t>
+      </w:r>
+    </w:p>
+    <w:p>
+      <w:pPr/>
+      <w:r>
+        <w:rPr>
+          <w:lang w:val="zh_TW" w:bidi="zh_TW"/>
+        </w:rPr>
+      </w:r>
+      <w:r>
+        <w:rPr>
+          <w:lang w:val="zh_TW" w:bidi="zh_TW"/>
+        </w:rPr>
+        <w:t>橄欖山很快便成為基督徒敬拜的重要場所。在拜占庭時期——即東羅馬帝國時代——山上曾有二十四座教堂，其中住著為數眾多的修士與修女。君士坦丁大帝在山頂建造了一座教堂，用以記念基督的升天——即祂返回天上之刻。到了第四世紀，耶路撒冷的主教們亦常安葬於此。</w:t>
+      </w:r>
+    </w:p>
+    <w:p>
+      <w:pPr/>
+      <w:r>
+        <w:rPr>
+          <w:lang w:val="zh_TW" w:bidi="zh_TW"/>
+        </w:rPr>
+      </w:r>
+      <w:r>
+        <w:rPr>
+          <w:lang w:val="zh_TW" w:bidi="zh_TW"/>
+        </w:rPr>
+        <w:t>猶太教徒與穆斯林同樣尊崇橄欖山，因為他們相信此地與末日的審判息息相關。根據《塔木德》（猶太教的核心宗教典籍），義人將在耶路撒冷與橄欖山之間死裏復活。這項信念有助於解釋為何橄欖山上（特別是西坡）設有規模龐大的猶太教與穆斯林墓園。基督徒、猶太人和穆斯林都將橄欖山與「耶和華的日子」——神審判全世界的末後之日——聯繫在一起。</w:t>
       </w:r>
       <w:r>
         <w:rPr>
